--- a/docs/voc-agent-setup-checklist.docx
+++ b/docs/voc-agent-setup-checklist.docx
@@ -115,10 +115,10 @@
           <w:b/>
           <w:bCs/>
         </w:rPr>
-        <w:t xml:space="preserve">지식 공통</w:t>
-      </w:r>
-      <w:r>
-        <w:t xml:space="preserve">: voc-classification-knowledge.docx (4그룹·22분류·대응 가이드) + 사내 SharePoint·Teams·FAQ 연결</w:t>
+        <w:t xml:space="preserve">지식 공통(중요)</w:t>
+      </w:r>
+      <w:r>
+        <w:t xml:space="preserve">: voc-service-knowledge.docx(U+one·홈페이지 서비스 이해 — 용어·화면구조) + voc-classification-knowledge.docx(4그룹·22분류·대응 가이드)</w:t>
       </w:r>
     </w:p>
     <w:p>
@@ -135,6 +135,36 @@
           <w:b/>
           <w:bCs/>
         </w:rPr>
+        <w:t xml:space="preserve">웹 지식 연결</w:t>
+      </w:r>
+      <w:r>
+        <w:t xml:space="preserve">: 가능하면 </w:t>
+      </w:r>
+      <w:r>
+        <w:rPr>
+          <w:b/>
+          <w:bCs/>
+        </w:rPr>
+        <w:t xml:space="preserve">www.uplus.co.kr</w:t>
+      </w:r>
+      <w:r>
+        <w:t xml:space="preserve"> 을 지식 소스로 추가(서비스 최신 정보 근거). 사내 SharePoint·Teams·FAQ도 함께</w:t>
+      </w:r>
+    </w:p>
+    <w:p>
+      <w:pPr>
+        <w:pStyle w:val="ListParagraph"/>
+        <w:numPr>
+          <w:ilvl w:val="0"/>
+          <w:numId w:val="2"/>
+        </w:numPr>
+        <w:spacing w:after="40"/>
+      </w:pPr>
+      <w:r>
+        <w:rPr>
+          <w:b/>
+          <w:bCs/>
+        </w:rPr>
         <w:t xml:space="preserve">저장 → 채팅에서 테스트 → 공유</w:t>
       </w:r>
       <w:r>
@@ -154,7 +184,7 @@
         <w:spacing w:after="80"/>
       </w:pPr>
       <w:r>
-        <w:t xml:space="preserve">지시문(요지): 흩어진 VOC를 4그룹·22분류·대응영역으로 분류하고 요약·예상 응대문(고객/문자/담당자 메일)·개선 과제 생성. “사이트용” 요청 시 구조화 JSON 출력.</w:t>
+        <w:t xml:space="preserve">지시문(요지): **먼저 U+one·홈페이지 서비스 구조·용어(서비스 지식)를 이해한 뒤**, 흩어진 VOC를 4그룹·22분류·대응영역으로 분류하고 요약·예상 응대문(고객/문자/담당자 메일)·개선 과제 생성. 근거 없으면 ‘확인 필요’. “사이트용” 요청 시 구조화 JSON 출력.</w:t>
       </w:r>
     </w:p>
     <w:p>

--- a/docs/voc-agent-setup-checklist.docx
+++ b/docs/voc-agent-setup-checklist.docx
@@ -118,7 +118,14 @@
         <w:t xml:space="preserve">지식 공통(중요)</w:t>
       </w:r>
       <w:r>
-        <w:t xml:space="preserve">: voc-service-knowledge.docx(U+one·홈페이지 서비스 이해 — 용어·화면구조) + voc-classification-knowledge.docx(4그룹·22분류·대응 가이드)</w:t>
+        <w:t xml:space="preserve">: voc-service-knowledge.docx(서비스 이해) + voc-classification-knowledge.docx(분류 기준) + </w:t>
+      </w:r>
+      <w:r>
+        <w:rPr>
+          <w:b/>
+          <w:bCs/>
+        </w:rPr>
+        <w:t xml:space="preserve">voc-learning-examples.docx(실데이터 골든 예시 889건·신뢰도·분류사유 코드)</w:t>
       </w:r>
     </w:p>
     <w:p>
@@ -135,20 +142,20 @@
           <w:b/>
           <w:bCs/>
         </w:rPr>
-        <w:t xml:space="preserve">웹 지식 연결</w:t>
-      </w:r>
-      <w:r>
-        <w:t xml:space="preserve">: 가능하면 </w:t>
-      </w:r>
-      <w:r>
-        <w:rPr>
-          <w:b/>
-          <w:bCs/>
-        </w:rPr>
-        <w:t xml:space="preserve">www.uplus.co.kr</w:t>
-      </w:r>
-      <w:r>
-        <w:t xml:space="preserve"> 을 지식 소스로 추가(서비스 최신 정보 근거). 사내 SharePoint·Teams·FAQ도 함께</w:t>
+        <w:t xml:space="preserve">분류 규칙</w:t>
+      </w:r>
+      <w:r>
+        <w:t xml:space="preserve">: 신뢰도 하 또는 분류사유 L01/L04 등(원문 짧음·다주제·감정 위주)이면 자동 확정하지 말고 </w:t>
+      </w:r>
+      <w:r>
+        <w:rPr>
+          <w:b/>
+          <w:bCs/>
+        </w:rPr>
+        <w:t xml:space="preserve">검토필요</w:t>
+      </w:r>
+      <w:r>
+        <w:t xml:space="preserve">로 표시</w:t>
       </w:r>
     </w:p>
     <w:p>
@@ -165,6 +172,36 @@
           <w:b/>
           <w:bCs/>
         </w:rPr>
+        <w:t xml:space="preserve">웹 지식 연결</w:t>
+      </w:r>
+      <w:r>
+        <w:t xml:space="preserve">: 가능하면 </w:t>
+      </w:r>
+      <w:r>
+        <w:rPr>
+          <w:b/>
+          <w:bCs/>
+        </w:rPr>
+        <w:t xml:space="preserve">www.uplus.co.kr</w:t>
+      </w:r>
+      <w:r>
+        <w:t xml:space="preserve"> 을 지식 소스로 추가(서비스 최신 정보 근거). 사내 SharePoint·Teams·FAQ도 함께</w:t>
+      </w:r>
+    </w:p>
+    <w:p>
+      <w:pPr>
+        <w:pStyle w:val="ListParagraph"/>
+        <w:numPr>
+          <w:ilvl w:val="0"/>
+          <w:numId w:val="2"/>
+        </w:numPr>
+        <w:spacing w:after="40"/>
+      </w:pPr>
+      <w:r>
+        <w:rPr>
+          <w:b/>
+          <w:bCs/>
+        </w:rPr>
         <w:t xml:space="preserve">저장 → 채팅에서 테스트 → 공유</w:t>
       </w:r>
       <w:r>
@@ -176,7 +213,7 @@
         <w:pStyle w:val="Heading2"/>
       </w:pPr>
       <w:r>
-        <w:t xml:space="preserve">에이전트 ① ‘U+VOC voice’ — 분류·분석</w:t>
+        <w:t xml:space="preserve">에이전트 ① ‘U+VOC 고객가이드’ — 분류·분석</w:t>
       </w:r>
     </w:p>
     <w:p>
@@ -184,7 +221,7 @@
         <w:spacing w:after="80"/>
       </w:pPr>
       <w:r>
-        <w:t xml:space="preserve">지시문(요지): **먼저 U+one·홈페이지 서비스 구조·용어(서비스 지식)를 이해한 뒤**, 흩어진 VOC를 4그룹·22분류·대응영역으로 분류하고 요약·예상 응대문(고객/문자/담당자 메일)·개선 과제 생성. 근거 없으면 ‘확인 필요’. “사이트용” 요청 시 구조화 JSON 출력.</w:t>
+        <w:t xml:space="preserve">지시문(요지): **먼저 U+one·홈페이지 서비스 구조·용어(서비스 지식)를 이해한 뒤**, 흩어진 VOC를 6그룹·22분류·대응영역으로 분류하고 요약·예상 응대문(고객/문자/담당자 메일)·개선 과제 생성. 근거 없으면 ‘확인 필요’. “사이트용” 요청 시 구조화 JSON 출력.</w:t>
       </w:r>
     </w:p>
     <w:p>
